--- a/hub/files/Case2.docx
+++ b/hub/files/Case2.docx
@@ -71,7 +71,7 @@
                 <w:b/>
                 <w:sz w:val="19"/>
               </w:rPr>
-              <w:t xml:space="preserve"> (every team) + presentation </w:t>
+              <w:t xml:space="preserve"> (every student, individual) + presentation </w:t>
             </w:r>
             <w:r>
               <w:rPr>
@@ -123,7 +123,7 @@
               <w:rPr>
                 <w:sz w:val="19"/>
               </w:rPr>
-              <w:t>Wed Sep 16, start of class (worksheet, all teams); Team 1 presents in class that day</w:t>
+              <w:t>Wed Sep 16, start of class (write-up, every student); Team 1 presents in class that day</w:t>
             </w:r>
           </w:p>
         </w:tc>
@@ -161,7 +161,7 @@
               <w:rPr>
                 <w:sz w:val="19"/>
               </w:rPr>
-              <w:t>Team</w:t>
+              <w:t>Individual write-up · Team 1 presents</w:t>
             </w:r>
           </w:p>
         </w:tc>
@@ -199,7 +199,20 @@
               <w:rPr>
                 <w:sz w:val="19"/>
               </w:rPr>
-              <w:t>Canvas — this doc's worksheet filled (one PDF per team); Team 1 also uploads slides before class</w:t>
+              <w:t xml:space="preserve">Canvas — this doc filled (Box A, Box B, Box C), </w:t>
+            </w:r>
+            <w:r>
+              <w:rPr>
+                <w:b/>
+                <w:sz w:val="19"/>
+              </w:rPr>
+              <w:t>.docx</w:t>
+            </w:r>
+            <w:r>
+              <w:rPr>
+                <w:sz w:val="19"/>
+              </w:rPr>
+              <w:t>, one per student; Team 1 also uploads slides before class</w:t>
             </w:r>
           </w:p>
         </w:tc>
@@ -294,7 +307,16 @@
     </w:p>
     <w:p>
       <w:r>
-        <w:t xml:space="preserve">*Voice-first prep: after reading the case yourself, talk it through with the </w:t>
+        <w:t xml:space="preserve">*Three boxes, in order: </w:t>
+      </w:r>
+      <w:r>
+        <w:rPr>
+          <w:b/>
+        </w:rPr>
+        <w:t>Box A</w:t>
+      </w:r>
+      <w:r>
+        <w:t xml:space="preserve"> (your first take, before the tutor) → the </w:t>
       </w:r>
       <w:r>
         <w:rPr>
@@ -303,7 +325,7 @@
         <w:t>AI voice tutor</w:t>
       </w:r>
       <w:r>
-        <w:t xml:space="preserve"> (ChatGPT voice mode; starter prompt below) with the assigned textbook chapter — </w:t>
+        <w:t xml:space="preserve"> session (ChatGPT voice mode; starter prompt below; the assigned chapter — </w:t>
       </w:r>
       <w:r>
         <w:rPr>
@@ -312,7 +334,25 @@
         <w:t>Ch. 2, The Marketing Research Process</w:t>
       </w:r>
       <w:r>
-        <w:t xml:space="preserve"> — in hand as context. The tutor quizzes and challenges rather than answering. Disclose the session in the AI reflection.*</w:t>
+        <w:t xml:space="preserve"> — in hand) → </w:t>
+      </w:r>
+      <w:r>
+        <w:rPr>
+          <w:b/>
+        </w:rPr>
+        <w:t>Box B</w:t>
+      </w:r>
+      <w:r>
+        <w:t xml:space="preserve"> (your answer after the tutor) → </w:t>
+      </w:r>
+      <w:r>
+        <w:rPr>
+          <w:b/>
+        </w:rPr>
+        <w:t>Box C</w:t>
+      </w:r>
+      <w:r>
+        <w:t xml:space="preserve"> (what changed, plus the transcript link). Individual work. The tutor quizzes and challenges rather than answering.*</w:t>
       </w:r>
     </w:p>
     <w:p>
@@ -320,7 +360,16 @@
         <w:pStyle w:val="ListNumber"/>
       </w:pPr>
       <w:r>
-        <w:t>Read the ten RQs (Appendix A) individually, then discuss as a team before consulting AI.</w:t>
+        <w:t xml:space="preserve">Read the ten RQs (Appendix A) individually, then fill </w:t>
+      </w:r>
+      <w:r>
+        <w:rPr>
+          <w:b/>
+        </w:rPr>
+        <w:t>Box A</w:t>
+      </w:r>
+      <w:r>
+        <w:t xml:space="preserve"> — your first take, before the tutor (10–15 min; rough is fine).</w:t>
       </w:r>
     </w:p>
     <w:p>
@@ -396,7 +445,25 @@
         <w:pStyle w:val="ListNumber"/>
       </w:pPr>
       <w:r>
-        <w:t xml:space="preserve">Fill the worksheet (Appendix B). </w:t>
+        <w:t xml:space="preserve">Run the voice session (one push minimum), then fill </w:t>
+      </w:r>
+      <w:r>
+        <w:rPr>
+          <w:b/>
+        </w:rPr>
+        <w:t>Box B</w:t>
+      </w:r>
+      <w:r>
+        <w:t xml:space="preserve"> and the </w:t>
+      </w:r>
+      <w:r>
+        <w:rPr>
+          <w:b/>
+        </w:rPr>
+        <w:t>Box C</w:t>
+      </w:r>
+      <w:r>
+        <w:t xml:space="preserve"> delta log (Appendix B). </w:t>
       </w:r>
       <w:r>
         <w:rPr>
@@ -427,7 +494,7 @@
         <w:t>Burns &amp; Veeck, *Marketing Research* (10th ed.), Ch. 2 — The Marketing Research Process</w:t>
       </w:r>
       <w:r>
-        <w:t xml:space="preserve"> open (eText or printout) during the session. Copy the prompt below into ChatGPT, switch to voice mode, and work the case out loud:</w:t>
+        <w:t xml:space="preserve"> open (eText or printout); if you have the chapter as a Word text file, attach it with the case. Fill Box A first, then paste the prompt below into ChatGPT, switch to voice mode, and work the case out loud:</w:t>
       </w:r>
     </w:p>
     <w:p>
@@ -439,7 +506,7 @@
           <w:i/>
           <w:sz w:val="19"/>
         </w:rPr>
-        <w:t>You are my marketing-research case tutor. I am preparing the attached mini-case for IBM 3302. I also have the assigned textbook chapter in front of me — when I cite it, push me to connect the concept to the case. Your rules: quiz me and challenge my positions with follow-up questions; never give me the answer outright; when I'm vague, demand the specific concept, variable, or decision rule; end by making me state my team's final answers out loud so I can write them down. Start by asking me what the case's core decision is.</w:t>
+        <w:t>You are my marketing-research case tutor for IBM 3302. The mini-case is attached and I have the assigned textbook chapter in front of me. I have written my first-take answers and will read them to you row by row. Rules: never give me the answer. Start by asking me the case's core decision, then quiz me on two case facts. For each row, ask one follow-up that tests whether I am using the chapter's concept correctly; push back hard on my weakest row at least once. Cite the chapter by section heading ("section Y"). After I defend a row through one or two rounds, say it is defensible enough and move on — good enough is my call. End by having me state my final answers out loud.</w:t>
       </w:r>
     </w:p>
     <w:p>
@@ -461,7 +528,16 @@
         <w:t xml:space="preserve">☐  </w:t>
       </w:r>
       <w:r>
-        <w:t>Filled worksheet (Appendix B) as one PDF — every team</w:t>
+        <w:t xml:space="preserve">This doc with Box A, Box B, and Box C filled — </w:t>
+      </w:r>
+      <w:r>
+        <w:rPr>
+          <w:b/>
+        </w:rPr>
+        <w:t>.docx</w:t>
+      </w:r>
+      <w:r>
+        <w:t>, one per student</w:t>
       </w:r>
     </w:p>
     <w:p>
@@ -489,7 +565,7 @@
         <w:t xml:space="preserve">☐  </w:t>
       </w:r>
       <w:r>
-        <w:t>AI reflection (below) answered at the end of the worksheet</w:t>
+        <w:t>Transcript link in Box C (Google Doc or Drive PDF, Anyone with the link — test it in a private window)</w:t>
       </w:r>
     </w:p>
     <w:p>
@@ -543,10 +619,10 @@
         <w:rPr>
           <w:b/>
         </w:rPr>
-        <w:t>Write-up (5 pts, every team including the presenters):</w:t>
+        <w:t>Write-up (5 pts, every student, individual):</w:t>
       </w:r>
       <w:r>
-        <w:t xml:space="preserve"> graded on the same instrument for all teams — 5 = complete and substantially correct, with a specific AI reflection · 3 = complete but generic or with major errors · 0–1 = missing or perfunctory.</w:t>
+        <w:t xml:space="preserve"> 5 = Box B complete and substantially correct against the key, Box A visibly earlier and rougher than B, Box C shows one real push with a tagged change or a reasoned "kept it", link opens · 3 = complete, but Box A mirrors B, Box C generic, or a major content error · 1 = a box or the link missing · 0 = not submitted.</w:t>
       </w:r>
     </w:p>
     <w:p>
@@ -908,7 +984,7 @@
               <w:rPr>
                 <w:sz w:val="19"/>
               </w:rPr>
-              <w:t>Human-first draft documented; the four reflection prompts answered specifically, not generically</w:t>
+              <w:t>Box A honestly earlier than Box B; Box C shows one real push with a tagged change or a reasoned rejection; transcript link opens</w:t>
             </w:r>
           </w:p>
         </w:tc>
@@ -920,7 +996,7 @@
         <w:pStyle w:val="Heading2"/>
       </w:pPr>
       <w:r>
-        <w:t>AI reflection (required)</w:t>
+        <w:t>Delta log (required)</w:t>
       </w:r>
     </w:p>
     <w:p>
@@ -928,35 +1004,55 @@
         <w:rPr>
           <w:b/>
         </w:rPr>
-        <w:t>Human first.</w:t>
+        <w:t>Human first, then one push.</w:t>
       </w:r>
       <w:r>
-        <w:t xml:space="preserve"> Draft or plan this assignment yourselves before any AI touches it. That order is the point: it is the only way to see what AI actually adds — or quietly subtracts. Then use AI to improve your draft, and answer the four prompts below (2–4 sentences each, specific to THIS assignment):</w:t>
+        <w:t xml:space="preserve"> Write Box A before the tutor hears anything. In the session the tutor pushes back on at least one row; Box C records that push and what you did with it. Tag each change carried into Box B — </w:t>
       </w:r>
-    </w:p>
-    <w:p>
       <w:r>
-        <w:t>(a) The most important change we made after using AI was…</w:t>
+        <w:rPr>
+          <w:b/>
+        </w:rPr>
+        <w:t>[evidence]</w:t>
       </w:r>
-    </w:p>
-    <w:p>
       <w:r>
-        <w:t>(b) We accepted this change because…</w:t>
+        <w:t xml:space="preserve"> (missed case fact) · </w:t>
       </w:r>
-    </w:p>
-    <w:p>
       <w:r>
-        <w:t>(c) We rejected or substantially revised the AI suggestion that…</w:t>
+        <w:rPr>
+          <w:b/>
+        </w:rPr>
+        <w:t>[concept]</w:t>
       </w:r>
-    </w:p>
-    <w:p>
       <w:r>
-        <w:t>(d) One uncertainty or question that remains is…</w:t>
+        <w:t xml:space="preserve"> (term used loosely) · </w:t>
       </w:r>
-    </w:p>
-    <w:p>
       <w:r>
-        <w:t>List the tools you used and for what. Generic answers ("AI helped us improve clarity") score zero on this category; name the actual change.</w:t>
+        <w:rPr>
+          <w:b/>
+        </w:rPr>
+        <w:t>[structure]</w:t>
+      </w:r>
+      <w:r>
+        <w:t xml:space="preserve"> (row belongs elsewhere) · </w:t>
+      </w:r>
+      <w:r>
+        <w:rPr>
+          <w:b/>
+        </w:rPr>
+        <w:t>[wording]</w:t>
+      </w:r>
+      <w:r>
+        <w:t xml:space="preserve"> — and name one suggestion you rejected or pushed back on, with the reason. </w:t>
+      </w:r>
+      <w:r>
+        <w:rPr>
+          <w:b/>
+        </w:rPr>
+        <w:t>Stopping is your call:</w:t>
+      </w:r>
+      <w:r>
+        <w:t xml:space="preserve"> one or two defended rounds per row is the finish line, not the tutor's last objection. Paste a transcript link the grader can open. Generic entries ("AI improved my clarity") score zero here.</w:t>
       </w:r>
     </w:p>
     <w:p>
@@ -1122,7 +1218,23 @@
         <w:pStyle w:val="Heading2"/>
       </w:pPr>
       <w:r>
-        <w:t>Appendix B — Worksheet (fill this out)</w:t>
+        <w:t>Appendix B — Worksheet: three boxes, in order</w:t>
+      </w:r>
+    </w:p>
+    <w:p>
+      <w:pPr>
+        <w:pStyle w:val="Heading3"/>
+      </w:pPr>
+      <w:r>
+        <w:t>Box A — My first take (before the tutor)</w:t>
+      </w:r>
+    </w:p>
+    <w:p>
+      <w:r>
+        <w:rPr>
+          <w:i/>
+        </w:rPr>
+        <w:t>Fill this from the case and the chapter only, before the voice session (10–15 min). Rough is fine: bullets, hedges, a guess you are unsure about. Do not edit it afterward — the grader compares it with Box B.</w:t>
       </w:r>
     </w:p>
     <w:p>
@@ -1669,11 +1781,570 @@
       </w:r>
     </w:p>
     <w:p>
+      <w:pPr>
+        <w:pStyle w:val="Heading3"/>
+      </w:pPr>
+      <w:r>
+        <w:t>Box B — After the tutor</w:t>
+      </w:r>
+    </w:p>
+    <w:p>
+      <w:r>
+        <w:rPr>
+          <w:i/>
+        </w:rPr>
+        <w:t>Copy your Box A answers down and revise them after the session. This is the box graded against the answer key.</w:t>
+      </w:r>
+    </w:p>
+    <w:p>
+      <w:pPr>
+        <w:sectPr>
+          <w:pgSz w:w="12240" w:h="15840"/>
+          <w:pgMar w:top="1008" w:right="1152" w:bottom="1008" w:left="1152" w:header="720" w:footer="720" w:gutter="0"/>
+          <w:cols w:space="720"/>
+          <w:docGrid w:linePitch="360"/>
+        </w:sectPr>
+      </w:pPr>
+    </w:p>
+    <w:tbl>
+      <w:tblPr>
+        <w:tblStyle w:val="TableGrid"/>
+        <w:tblW w:type="auto" w:w="0"/>
+        <w:tblLook w:firstColumn="1" w:firstRow="1" w:lastColumn="0" w:lastRow="0" w:noHBand="0" w:noVBand="1" w:val="04A0"/>
+      </w:tblPr>
+      <w:tblGrid>
+        <w:gridCol w:w="4704"/>
+        <w:gridCol w:w="4704"/>
+        <w:gridCol w:w="4704"/>
+      </w:tblGrid>
+      <w:tr>
+        <w:tc>
+          <w:tcPr>
+            <w:tcW w:type="dxa" w:w="4704"/>
+          </w:tcPr>
+          <w:p>
+            <w:r>
+              <w:rPr>
+                <w:b/>
+                <w:sz w:val="18"/>
+              </w:rPr>
+            </w:r>
+            <w:r>
+              <w:rPr>
+                <w:b/>
+                <w:sz w:val="18"/>
+              </w:rPr>
+              <w:t>RQ</w:t>
+            </w:r>
+          </w:p>
+        </w:tc>
+        <w:tc>
+          <w:tcPr>
+            <w:tcW w:type="dxa" w:w="4704"/>
+          </w:tcPr>
+          <w:p>
+            <w:r>
+              <w:rPr>
+                <w:b/>
+                <w:sz w:val="18"/>
+              </w:rPr>
+            </w:r>
+            <w:r>
+              <w:rPr>
+                <w:b/>
+                <w:sz w:val="18"/>
+              </w:rPr>
+              <w:t>Form (descriptive / differences / association)</w:t>
+            </w:r>
+          </w:p>
+        </w:tc>
+        <w:tc>
+          <w:tcPr>
+            <w:tcW w:type="dxa" w:w="4704"/>
+          </w:tcPr>
+          <w:p>
+            <w:r>
+              <w:rPr>
+                <w:b/>
+                <w:sz w:val="18"/>
+              </w:rPr>
+            </w:r>
+            <w:r>
+              <w:rPr>
+                <w:b/>
+                <w:sz w:val="18"/>
+              </w:rPr>
+              <w:t>Variable(s) — descriptive: variable measured · differences: grouping + analysis variable · association: the two variables</w:t>
+            </w:r>
+          </w:p>
+        </w:tc>
+      </w:tr>
+      <w:tr>
+        <w:tc>
+          <w:tcPr>
+            <w:tcW w:type="dxa" w:w="4704"/>
+          </w:tcPr>
+          <w:p>
+            <w:r>
+              <w:rPr>
+                <w:sz w:val="18"/>
+              </w:rPr>
+            </w:r>
+            <w:r>
+              <w:rPr>
+                <w:sz w:val="18"/>
+              </w:rPr>
+              <w:t>RQ1</w:t>
+            </w:r>
+          </w:p>
+        </w:tc>
+        <w:tc>
+          <w:tcPr>
+            <w:tcW w:type="dxa" w:w="4704"/>
+          </w:tcPr>
+          <w:p>
+            <w:r>
+              <w:rPr>
+                <w:sz w:val="18"/>
+              </w:rPr>
+            </w:r>
+          </w:p>
+        </w:tc>
+        <w:tc>
+          <w:tcPr>
+            <w:tcW w:type="dxa" w:w="4704"/>
+          </w:tcPr>
+          <w:p>
+            <w:r>
+              <w:rPr>
+                <w:sz w:val="18"/>
+              </w:rPr>
+            </w:r>
+          </w:p>
+        </w:tc>
+      </w:tr>
+      <w:tr>
+        <w:tc>
+          <w:tcPr>
+            <w:tcW w:type="dxa" w:w="4704"/>
+          </w:tcPr>
+          <w:p>
+            <w:r>
+              <w:rPr>
+                <w:sz w:val="18"/>
+              </w:rPr>
+            </w:r>
+            <w:r>
+              <w:rPr>
+                <w:sz w:val="18"/>
+              </w:rPr>
+              <w:t>RQ2</w:t>
+            </w:r>
+          </w:p>
+        </w:tc>
+        <w:tc>
+          <w:tcPr>
+            <w:tcW w:type="dxa" w:w="4704"/>
+          </w:tcPr>
+          <w:p>
+            <w:r>
+              <w:rPr>
+                <w:sz w:val="18"/>
+              </w:rPr>
+            </w:r>
+          </w:p>
+        </w:tc>
+        <w:tc>
+          <w:tcPr>
+            <w:tcW w:type="dxa" w:w="4704"/>
+          </w:tcPr>
+          <w:p>
+            <w:r>
+              <w:rPr>
+                <w:sz w:val="18"/>
+              </w:rPr>
+            </w:r>
+          </w:p>
+        </w:tc>
+      </w:tr>
+      <w:tr>
+        <w:tc>
+          <w:tcPr>
+            <w:tcW w:type="dxa" w:w="4704"/>
+          </w:tcPr>
+          <w:p>
+            <w:r>
+              <w:rPr>
+                <w:sz w:val="18"/>
+              </w:rPr>
+            </w:r>
+            <w:r>
+              <w:rPr>
+                <w:sz w:val="18"/>
+              </w:rPr>
+              <w:t>RQ3</w:t>
+            </w:r>
+          </w:p>
+        </w:tc>
+        <w:tc>
+          <w:tcPr>
+            <w:tcW w:type="dxa" w:w="4704"/>
+          </w:tcPr>
+          <w:p>
+            <w:r>
+              <w:rPr>
+                <w:sz w:val="18"/>
+              </w:rPr>
+            </w:r>
+          </w:p>
+        </w:tc>
+        <w:tc>
+          <w:tcPr>
+            <w:tcW w:type="dxa" w:w="4704"/>
+          </w:tcPr>
+          <w:p>
+            <w:r>
+              <w:rPr>
+                <w:sz w:val="18"/>
+              </w:rPr>
+            </w:r>
+          </w:p>
+        </w:tc>
+      </w:tr>
+      <w:tr>
+        <w:tc>
+          <w:tcPr>
+            <w:tcW w:type="dxa" w:w="4704"/>
+          </w:tcPr>
+          <w:p>
+            <w:r>
+              <w:rPr>
+                <w:sz w:val="18"/>
+              </w:rPr>
+            </w:r>
+            <w:r>
+              <w:rPr>
+                <w:sz w:val="18"/>
+              </w:rPr>
+              <w:t>RQ4</w:t>
+            </w:r>
+          </w:p>
+        </w:tc>
+        <w:tc>
+          <w:tcPr>
+            <w:tcW w:type="dxa" w:w="4704"/>
+          </w:tcPr>
+          <w:p>
+            <w:r>
+              <w:rPr>
+                <w:sz w:val="18"/>
+              </w:rPr>
+            </w:r>
+          </w:p>
+        </w:tc>
+        <w:tc>
+          <w:tcPr>
+            <w:tcW w:type="dxa" w:w="4704"/>
+          </w:tcPr>
+          <w:p>
+            <w:r>
+              <w:rPr>
+                <w:sz w:val="18"/>
+              </w:rPr>
+            </w:r>
+          </w:p>
+        </w:tc>
+      </w:tr>
+      <w:tr>
+        <w:tc>
+          <w:tcPr>
+            <w:tcW w:type="dxa" w:w="4704"/>
+          </w:tcPr>
+          <w:p>
+            <w:r>
+              <w:rPr>
+                <w:sz w:val="18"/>
+              </w:rPr>
+            </w:r>
+            <w:r>
+              <w:rPr>
+                <w:sz w:val="18"/>
+              </w:rPr>
+              <w:t>RQ5</w:t>
+            </w:r>
+          </w:p>
+        </w:tc>
+        <w:tc>
+          <w:tcPr>
+            <w:tcW w:type="dxa" w:w="4704"/>
+          </w:tcPr>
+          <w:p>
+            <w:r>
+              <w:rPr>
+                <w:sz w:val="18"/>
+              </w:rPr>
+            </w:r>
+          </w:p>
+        </w:tc>
+        <w:tc>
+          <w:tcPr>
+            <w:tcW w:type="dxa" w:w="4704"/>
+          </w:tcPr>
+          <w:p>
+            <w:r>
+              <w:rPr>
+                <w:sz w:val="18"/>
+              </w:rPr>
+            </w:r>
+          </w:p>
+        </w:tc>
+      </w:tr>
+      <w:tr>
+        <w:tc>
+          <w:tcPr>
+            <w:tcW w:type="dxa" w:w="4704"/>
+          </w:tcPr>
+          <w:p>
+            <w:r>
+              <w:rPr>
+                <w:sz w:val="18"/>
+              </w:rPr>
+            </w:r>
+            <w:r>
+              <w:rPr>
+                <w:sz w:val="18"/>
+              </w:rPr>
+              <w:t>RQ6</w:t>
+            </w:r>
+          </w:p>
+        </w:tc>
+        <w:tc>
+          <w:tcPr>
+            <w:tcW w:type="dxa" w:w="4704"/>
+          </w:tcPr>
+          <w:p>
+            <w:r>
+              <w:rPr>
+                <w:sz w:val="18"/>
+              </w:rPr>
+            </w:r>
+          </w:p>
+        </w:tc>
+        <w:tc>
+          <w:tcPr>
+            <w:tcW w:type="dxa" w:w="4704"/>
+          </w:tcPr>
+          <w:p>
+            <w:r>
+              <w:rPr>
+                <w:sz w:val="18"/>
+              </w:rPr>
+            </w:r>
+          </w:p>
+        </w:tc>
+      </w:tr>
+      <w:tr>
+        <w:tc>
+          <w:tcPr>
+            <w:tcW w:type="dxa" w:w="4704"/>
+          </w:tcPr>
+          <w:p>
+            <w:r>
+              <w:rPr>
+                <w:sz w:val="18"/>
+              </w:rPr>
+            </w:r>
+            <w:r>
+              <w:rPr>
+                <w:sz w:val="18"/>
+              </w:rPr>
+              <w:t>RQ7</w:t>
+            </w:r>
+          </w:p>
+        </w:tc>
+        <w:tc>
+          <w:tcPr>
+            <w:tcW w:type="dxa" w:w="4704"/>
+          </w:tcPr>
+          <w:p>
+            <w:r>
+              <w:rPr>
+                <w:sz w:val="18"/>
+              </w:rPr>
+            </w:r>
+          </w:p>
+        </w:tc>
+        <w:tc>
+          <w:tcPr>
+            <w:tcW w:type="dxa" w:w="4704"/>
+          </w:tcPr>
+          <w:p>
+            <w:r>
+              <w:rPr>
+                <w:sz w:val="18"/>
+              </w:rPr>
+            </w:r>
+          </w:p>
+        </w:tc>
+      </w:tr>
+      <w:tr>
+        <w:tc>
+          <w:tcPr>
+            <w:tcW w:type="dxa" w:w="4704"/>
+          </w:tcPr>
+          <w:p>
+            <w:r>
+              <w:rPr>
+                <w:sz w:val="18"/>
+              </w:rPr>
+            </w:r>
+            <w:r>
+              <w:rPr>
+                <w:sz w:val="18"/>
+              </w:rPr>
+              <w:t>RQ8</w:t>
+            </w:r>
+          </w:p>
+        </w:tc>
+        <w:tc>
+          <w:tcPr>
+            <w:tcW w:type="dxa" w:w="4704"/>
+          </w:tcPr>
+          <w:p>
+            <w:r>
+              <w:rPr>
+                <w:sz w:val="18"/>
+              </w:rPr>
+            </w:r>
+          </w:p>
+        </w:tc>
+        <w:tc>
+          <w:tcPr>
+            <w:tcW w:type="dxa" w:w="4704"/>
+          </w:tcPr>
+          <w:p>
+            <w:r>
+              <w:rPr>
+                <w:sz w:val="18"/>
+              </w:rPr>
+            </w:r>
+          </w:p>
+        </w:tc>
+      </w:tr>
+      <w:tr>
+        <w:tc>
+          <w:tcPr>
+            <w:tcW w:type="dxa" w:w="4704"/>
+          </w:tcPr>
+          <w:p>
+            <w:r>
+              <w:rPr>
+                <w:sz w:val="18"/>
+              </w:rPr>
+            </w:r>
+            <w:r>
+              <w:rPr>
+                <w:sz w:val="18"/>
+              </w:rPr>
+              <w:t>RQ9</w:t>
+            </w:r>
+          </w:p>
+        </w:tc>
+        <w:tc>
+          <w:tcPr>
+            <w:tcW w:type="dxa" w:w="4704"/>
+          </w:tcPr>
+          <w:p>
+            <w:r>
+              <w:rPr>
+                <w:sz w:val="18"/>
+              </w:rPr>
+            </w:r>
+          </w:p>
+        </w:tc>
+        <w:tc>
+          <w:tcPr>
+            <w:tcW w:type="dxa" w:w="4704"/>
+          </w:tcPr>
+          <w:p>
+            <w:r>
+              <w:rPr>
+                <w:sz w:val="18"/>
+              </w:rPr>
+            </w:r>
+          </w:p>
+        </w:tc>
+      </w:tr>
+      <w:tr>
+        <w:tc>
+          <w:tcPr>
+            <w:tcW w:type="dxa" w:w="4704"/>
+          </w:tcPr>
+          <w:p>
+            <w:r>
+              <w:rPr>
+                <w:sz w:val="18"/>
+              </w:rPr>
+            </w:r>
+            <w:r>
+              <w:rPr>
+                <w:sz w:val="18"/>
+              </w:rPr>
+              <w:t>RQ10</w:t>
+            </w:r>
+          </w:p>
+        </w:tc>
+        <w:tc>
+          <w:tcPr>
+            <w:tcW w:type="dxa" w:w="4704"/>
+          </w:tcPr>
+          <w:p>
+            <w:r>
+              <w:rPr>
+                <w:sz w:val="18"/>
+              </w:rPr>
+            </w:r>
+          </w:p>
+        </w:tc>
+        <w:tc>
+          <w:tcPr>
+            <w:tcW w:type="dxa" w:w="4704"/>
+          </w:tcPr>
+          <w:p>
+            <w:r>
+              <w:rPr>
+                <w:sz w:val="18"/>
+              </w:rPr>
+            </w:r>
+          </w:p>
+        </w:tc>
+      </w:tr>
+    </w:tbl>
+    <w:p/>
+    <w:p>
+      <w:pPr>
+        <w:sectPr>
+          <w:pgSz w:w="15840" w:h="12240" w:orient="landscape"/>
+          <w:pgMar w:top="1008" w:right="864" w:bottom="1008" w:left="864" w:header="720" w:footer="720" w:gutter="0"/>
+          <w:cols w:space="720"/>
+          <w:docGrid w:linePitch="360"/>
+        </w:sectPr>
+      </w:pPr>
+    </w:p>
+    <w:p>
       <w:r>
         <w:rPr>
           <w:b/>
         </w:rPr>
-        <w:t>AI reflection (a)–(d) + tools used:</w:t>
+        <w:t>Our decision rule for typing an RQ (1–2 sentences):</w:t>
+      </w:r>
+    </w:p>
+    <w:p>
+      <w:pPr>
+        <w:pStyle w:val="Heading3"/>
+      </w:pPr>
+      <w:r>
+        <w:t>Box C — Delta log</w:t>
       </w:r>
     </w:p>
     <w:tbl>
@@ -1723,7 +2394,7 @@
                 <w:b/>
                 <w:sz w:val="19"/>
               </w:rPr>
-              <w:t>Answer</w:t>
+              <w:t>Your answer (≤ 60 words each)</w:t>
             </w:r>
           </w:p>
         </w:tc>
@@ -1741,9 +2412,16 @@
             </w:r>
             <w:r>
               <w:rPr>
+                <w:b/>
                 <w:sz w:val="19"/>
               </w:rPr>
-              <w:t>(a) Most important change after AI</w:t>
+              <w:t>1. The push</w:t>
+            </w:r>
+            <w:r>
+              <w:rPr>
+                <w:sz w:val="19"/>
+              </w:rPr>
+              <w:t xml:space="preserve"> — what the tutor challenged, and where you decided your answer was good enough and stopped</w:t>
             </w:r>
           </w:p>
         </w:tc>
@@ -1773,9 +2451,16 @@
             </w:r>
             <w:r>
               <w:rPr>
+                <w:b/>
                 <w:sz w:val="19"/>
               </w:rPr>
-              <w:t>(b) Why we accepted it</w:t>
+              <w:t>2. What changed A → B</w:t>
+            </w:r>
+            <w:r>
+              <w:rPr>
+                <w:sz w:val="19"/>
+              </w:rPr>
+              <w:t xml:space="preserve"> — one tag per change: [evidence] [concept] [structure] [wording]; or "nothing changed, because…"</w:t>
             </w:r>
           </w:p>
         </w:tc>
@@ -1805,9 +2490,16 @@
             </w:r>
             <w:r>
               <w:rPr>
+                <w:b/>
                 <w:sz w:val="19"/>
               </w:rPr>
-              <w:t>(c) AI suggestion we rejected/revised</w:t>
+              <w:t>3. A suggestion I rejected or pushed back on, and why</w:t>
+            </w:r>
+            <w:r>
+              <w:rPr>
+                <w:sz w:val="19"/>
+              </w:rPr>
+              <w:t xml:space="preserve"> — if none, write "none" and name what you checked against the chapter</w:t>
             </w:r>
           </w:p>
         </w:tc>
@@ -1837,41 +2529,16 @@
             </w:r>
             <w:r>
               <w:rPr>
+                <w:b/>
                 <w:sz w:val="19"/>
               </w:rPr>
-              <w:t>(d) Remaining uncertainty</w:t>
-            </w:r>
-          </w:p>
-        </w:tc>
-        <w:tc>
-          <w:tcPr>
-            <w:tcW w:type="dxa" w:w="4968"/>
-          </w:tcPr>
-          <w:p>
-            <w:r>
-              <w:rPr>
-                <w:sz w:val="19"/>
-              </w:rPr>
-            </w:r>
-          </w:p>
-        </w:tc>
-      </w:tr>
-      <w:tr>
-        <w:tc>
-          <w:tcPr>
-            <w:tcW w:type="dxa" w:w="4968"/>
-          </w:tcPr>
-          <w:p>
-            <w:r>
-              <w:rPr>
-                <w:sz w:val="19"/>
-              </w:rPr>
+              <w:t>4. Transcript link</w:t>
             </w:r>
             <w:r>
               <w:rPr>
                 <w:sz w:val="19"/>
               </w:rPr>
-              <w:t>Tools used, and for what</w:t>
+              <w:t xml:space="preserve"> — Google Doc (scroll to the top, select all, paste without formatting, share as Anyone with the link) or a Drive link to the printed PDF. Not a chatgpt.com/c/ URL, not OneDrive, not a summary</w:t>
             </w:r>
           </w:p>
         </w:tc>
@@ -1890,6 +2557,526 @@
       </w:tr>
     </w:tbl>
     <w:p/>
+    <w:p>
+      <w:pPr>
+        <w:pStyle w:val="Heading2"/>
+      </w:pPr>
+      <w:r>
+        <w:t>Appendix C — RQ types: the decision rule</w:t>
+      </w:r>
+    </w:p>
+    <w:tbl>
+      <w:tblPr>
+        <w:tblStyle w:val="TableGrid"/>
+        <w:tblW w:type="auto" w:w="0"/>
+        <w:tblLook w:firstColumn="1" w:firstRow="1" w:lastColumn="0" w:lastRow="0" w:noHBand="0" w:noVBand="1" w:val="04A0"/>
+      </w:tblPr>
+      <w:tblGrid>
+        <w:gridCol w:w="1987"/>
+        <w:gridCol w:w="1987"/>
+        <w:gridCol w:w="1987"/>
+        <w:gridCol w:w="1987"/>
+        <w:gridCol w:w="1987"/>
+      </w:tblGrid>
+      <w:tr>
+        <w:tc>
+          <w:tcPr>
+            <w:tcW w:type="dxa" w:w="1987"/>
+          </w:tcPr>
+          <w:p>
+            <w:r>
+              <w:rPr>
+                <w:b/>
+                <w:sz w:val="19"/>
+              </w:rPr>
+            </w:r>
+            <w:r>
+              <w:rPr>
+                <w:b/>
+                <w:sz w:val="19"/>
+              </w:rPr>
+              <w:t>Type</w:t>
+            </w:r>
+          </w:p>
+        </w:tc>
+        <w:tc>
+          <w:tcPr>
+            <w:tcW w:type="dxa" w:w="1987"/>
+          </w:tcPr>
+          <w:p>
+            <w:r>
+              <w:rPr>
+                <w:b/>
+                <w:sz w:val="19"/>
+              </w:rPr>
+            </w:r>
+            <w:r>
+              <w:rPr>
+                <w:b/>
+                <w:sz w:val="19"/>
+              </w:rPr>
+              <w:t>The question it asks</w:t>
+            </w:r>
+          </w:p>
+        </w:tc>
+        <w:tc>
+          <w:tcPr>
+            <w:tcW w:type="dxa" w:w="1987"/>
+          </w:tcPr>
+          <w:p>
+            <w:r>
+              <w:rPr>
+                <w:b/>
+                <w:sz w:val="19"/>
+              </w:rPr>
+            </w:r>
+            <w:r>
+              <w:rPr>
+                <w:b/>
+                <w:sz w:val="19"/>
+              </w:rPr>
+              <w:t>What it looks like</w:t>
+            </w:r>
+          </w:p>
+        </w:tc>
+        <w:tc>
+          <w:tcPr>
+            <w:tcW w:type="dxa" w:w="1987"/>
+          </w:tcPr>
+          <w:p>
+            <w:r>
+              <w:rPr>
+                <w:b/>
+                <w:sz w:val="19"/>
+              </w:rPr>
+            </w:r>
+            <w:r>
+              <w:rPr>
+                <w:b/>
+                <w:sz w:val="19"/>
+              </w:rPr>
+              <w:t>Name the variable(s)</w:t>
+            </w:r>
+          </w:p>
+        </w:tc>
+        <w:tc>
+          <w:tcPr>
+            <w:tcW w:type="dxa" w:w="1987"/>
+          </w:tcPr>
+          <w:p>
+            <w:r>
+              <w:rPr>
+                <w:b/>
+                <w:sz w:val="19"/>
+              </w:rPr>
+            </w:r>
+            <w:r>
+              <w:rPr>
+                <w:b/>
+                <w:sz w:val="19"/>
+              </w:rPr>
+              <w:t>Where it leads (Week 11+)</w:t>
+            </w:r>
+          </w:p>
+        </w:tc>
+      </w:tr>
+      <w:tr>
+        <w:tc>
+          <w:tcPr>
+            <w:tcW w:type="dxa" w:w="1987"/>
+          </w:tcPr>
+          <w:p>
+            <w:r>
+              <w:rPr>
+                <w:sz w:val="19"/>
+              </w:rPr>
+            </w:r>
+            <w:r>
+              <w:rPr>
+                <w:b/>
+                <w:sz w:val="19"/>
+              </w:rPr>
+              <w:t>Descriptive</w:t>
+            </w:r>
+          </w:p>
+        </w:tc>
+        <w:tc>
+          <w:tcPr>
+            <w:tcW w:type="dxa" w:w="1987"/>
+          </w:tcPr>
+          <w:p>
+            <w:r>
+              <w:rPr>
+                <w:sz w:val="19"/>
+              </w:rPr>
+            </w:r>
+            <w:r>
+              <w:rPr>
+                <w:i/>
+                <w:sz w:val="19"/>
+              </w:rPr>
+              <w:t>What is the level, share, or average of one thing?</w:t>
+            </w:r>
+          </w:p>
+        </w:tc>
+        <w:tc>
+          <w:tcPr>
+            <w:tcW w:type="dxa" w:w="1987"/>
+          </w:tcPr>
+          <w:p>
+            <w:r>
+              <w:rPr>
+                <w:sz w:val="19"/>
+              </w:rPr>
+            </w:r>
+            <w:r>
+              <w:rPr>
+                <w:sz w:val="19"/>
+              </w:rPr>
+              <w:t>One variable, described for the whole sample: "How often…", "What percentage…", "What is the average…", "Which outlet…"</w:t>
+            </w:r>
+          </w:p>
+        </w:tc>
+        <w:tc>
+          <w:tcPr>
+            <w:tcW w:type="dxa" w:w="1987"/>
+          </w:tcPr>
+          <w:p>
+            <w:r>
+              <w:rPr>
+                <w:sz w:val="19"/>
+              </w:rPr>
+            </w:r>
+            <w:r>
+              <w:rPr>
+                <w:sz w:val="19"/>
+              </w:rPr>
+              <w:t>The variable measured</w:t>
+            </w:r>
+          </w:p>
+        </w:tc>
+        <w:tc>
+          <w:tcPr>
+            <w:tcW w:type="dxa" w:w="1987"/>
+          </w:tcPr>
+          <w:p>
+            <w:r>
+              <w:rPr>
+                <w:sz w:val="19"/>
+              </w:rPr>
+            </w:r>
+            <w:r>
+              <w:rPr>
+                <w:sz w:val="19"/>
+              </w:rPr>
+              <w:t>Ch. 10 — percentages, means, confidence intervals</w:t>
+            </w:r>
+          </w:p>
+        </w:tc>
+      </w:tr>
+      <w:tr>
+        <w:tc>
+          <w:tcPr>
+            <w:tcW w:type="dxa" w:w="1987"/>
+          </w:tcPr>
+          <w:p>
+            <w:r>
+              <w:rPr>
+                <w:sz w:val="19"/>
+              </w:rPr>
+            </w:r>
+            <w:r>
+              <w:rPr>
+                <w:b/>
+                <w:sz w:val="19"/>
+              </w:rPr>
+              <w:t>Differences</w:t>
+            </w:r>
+          </w:p>
+        </w:tc>
+        <w:tc>
+          <w:tcPr>
+            <w:tcW w:type="dxa" w:w="1987"/>
+          </w:tcPr>
+          <w:p>
+            <w:r>
+              <w:rPr>
+                <w:sz w:val="19"/>
+              </w:rPr>
+            </w:r>
+            <w:r>
+              <w:rPr>
+                <w:i/>
+                <w:sz w:val="19"/>
+              </w:rPr>
+              <w:t>Do groups differ on something?</w:t>
+            </w:r>
+          </w:p>
+        </w:tc>
+        <w:tc>
+          <w:tcPr>
+            <w:tcW w:type="dxa" w:w="1987"/>
+          </w:tcPr>
+          <w:p>
+            <w:r>
+              <w:rPr>
+                <w:sz w:val="19"/>
+              </w:rPr>
+            </w:r>
+            <w:r>
+              <w:rPr>
+                <w:sz w:val="19"/>
+              </w:rPr>
+              <w:t xml:space="preserve">A </w:t>
+            </w:r>
+            <w:r>
+              <w:rPr>
+                <w:b/>
+                <w:sz w:val="19"/>
+              </w:rPr>
+              <w:t>grouping variable</w:t>
+            </w:r>
+            <w:r>
+              <w:rPr>
+                <w:sz w:val="19"/>
+              </w:rPr>
+              <w:t xml:space="preserve"> sorts respondents into categories (married / single, men / women, under 45 / 45+), and an </w:t>
+            </w:r>
+            <w:r>
+              <w:rPr>
+                <w:b/>
+                <w:sz w:val="19"/>
+              </w:rPr>
+              <w:t>analysis variable</w:t>
+            </w:r>
+            <w:r>
+              <w:rPr>
+                <w:sz w:val="19"/>
+              </w:rPr>
+              <w:t xml:space="preserve"> is compared across those groups</w:t>
+            </w:r>
+          </w:p>
+        </w:tc>
+        <w:tc>
+          <w:tcPr>
+            <w:tcW w:type="dxa" w:w="1987"/>
+          </w:tcPr>
+          <w:p>
+            <w:r>
+              <w:rPr>
+                <w:sz w:val="19"/>
+              </w:rPr>
+            </w:r>
+            <w:r>
+              <w:rPr>
+                <w:sz w:val="19"/>
+              </w:rPr>
+              <w:t>Grouping variable + analysis variable</w:t>
+            </w:r>
+          </w:p>
+        </w:tc>
+        <w:tc>
+          <w:tcPr>
+            <w:tcW w:type="dxa" w:w="1987"/>
+          </w:tcPr>
+          <w:p>
+            <w:r>
+              <w:rPr>
+                <w:sz w:val="19"/>
+              </w:rPr>
+            </w:r>
+            <w:r>
+              <w:rPr>
+                <w:sz w:val="19"/>
+              </w:rPr>
+              <w:t>Ch. 11 — t-test, ANOVA, chi-square</w:t>
+            </w:r>
+          </w:p>
+        </w:tc>
+      </w:tr>
+      <w:tr>
+        <w:tc>
+          <w:tcPr>
+            <w:tcW w:type="dxa" w:w="1987"/>
+          </w:tcPr>
+          <w:p>
+            <w:r>
+              <w:rPr>
+                <w:sz w:val="19"/>
+              </w:rPr>
+            </w:r>
+            <w:r>
+              <w:rPr>
+                <w:b/>
+                <w:sz w:val="19"/>
+              </w:rPr>
+              <w:t>Association</w:t>
+            </w:r>
+          </w:p>
+        </w:tc>
+        <w:tc>
+          <w:tcPr>
+            <w:tcW w:type="dxa" w:w="1987"/>
+          </w:tcPr>
+          <w:p>
+            <w:r>
+              <w:rPr>
+                <w:sz w:val="19"/>
+              </w:rPr>
+            </w:r>
+            <w:r>
+              <w:rPr>
+                <w:i/>
+                <w:sz w:val="19"/>
+              </w:rPr>
+              <w:t>Do two measured things move together?</w:t>
+            </w:r>
+          </w:p>
+        </w:tc>
+        <w:tc>
+          <w:tcPr>
+            <w:tcW w:type="dxa" w:w="1987"/>
+          </w:tcPr>
+          <w:p>
+            <w:r>
+              <w:rPr>
+                <w:sz w:val="19"/>
+              </w:rPr>
+            </w:r>
+            <w:r>
+              <w:rPr>
+                <w:sz w:val="19"/>
+              </w:rPr>
+              <w:t>Two variables, each measured on every respondent (income and purchase frequency; age and frequency): as one rises, does the other rise or fall?</w:t>
+            </w:r>
+          </w:p>
+        </w:tc>
+        <w:tc>
+          <w:tcPr>
+            <w:tcW w:type="dxa" w:w="1987"/>
+          </w:tcPr>
+          <w:p>
+            <w:r>
+              <w:rPr>
+                <w:sz w:val="19"/>
+              </w:rPr>
+            </w:r>
+            <w:r>
+              <w:rPr>
+                <w:sz w:val="19"/>
+              </w:rPr>
+              <w:t>The two variables associated</w:t>
+            </w:r>
+          </w:p>
+        </w:tc>
+        <w:tc>
+          <w:tcPr>
+            <w:tcW w:type="dxa" w:w="1987"/>
+          </w:tcPr>
+          <w:p>
+            <w:r>
+              <w:rPr>
+                <w:sz w:val="19"/>
+              </w:rPr>
+            </w:r>
+            <w:r>
+              <w:rPr>
+                <w:sz w:val="19"/>
+              </w:rPr>
+              <w:t>Ch. 12 — correlation, regression</w:t>
+            </w:r>
+          </w:p>
+        </w:tc>
+      </w:tr>
+    </w:tbl>
+    <w:p/>
+    <w:p>
+      <w:r>
+        <w:rPr>
+          <w:b/>
+        </w:rPr>
+        <w:t>The one check that separates Differences from Association:</w:t>
+      </w:r>
+      <w:r>
+        <w:t xml:space="preserve"> look at the </w:t>
+      </w:r>
+      <w:r>
+        <w:rPr>
+          <w:i/>
+        </w:rPr>
+        <w:t>second</w:t>
+      </w:r>
+      <w:r>
+        <w:t xml:space="preserve"> variable. If it sorts respondents into categories (a grouping variable), it is a </w:t>
+      </w:r>
+      <w:r>
+        <w:rPr>
+          <w:b/>
+        </w:rPr>
+        <w:t>Differences</w:t>
+      </w:r>
+      <w:r>
+        <w:t xml:space="preserve"> RQ. If it is a measured quantity on every respondent (continuous or ordinal), it is an </w:t>
+      </w:r>
+      <w:r>
+        <w:rPr>
+          <w:b/>
+        </w:rPr>
+        <w:t>Association</w:t>
+      </w:r>
+      <w:r>
+        <w:t xml:space="preserve"> RQ. "Do men or women…" → groups → Differences. "Is income associated with…" → two measured quantities → Association.</w:t>
+      </w:r>
+    </w:p>
+    <w:p>
+      <w:r>
+        <w:rPr>
+          <w:b/>
+        </w:rPr>
+        <w:t>The trap word "or."</w:t>
+      </w:r>
+      <w:r>
+        <w:t xml:space="preserve"> "Are residents more likely to buy at a supermarket </w:t>
+      </w:r>
+      <w:r>
+        <w:rPr>
+          <w:i/>
+        </w:rPr>
+        <w:t>or</w:t>
+      </w:r>
+      <w:r>
+        <w:t xml:space="preserve"> a florist?" has no grouping variable — nobody is split into groups and compared. It describes how one variable (outlet) is distributed across everyone: </w:t>
+      </w:r>
+      <w:r>
+        <w:rPr>
+          <w:b/>
+        </w:rPr>
+        <w:t>Descriptive</w:t>
+      </w:r>
+      <w:r>
+        <w:t>.</w:t>
+      </w:r>
+    </w:p>
+    <w:p>
+      <w:r>
+        <w:rPr>
+          <w:b/>
+        </w:rPr>
+        <w:t>Reminders.</w:t>
+      </w:r>
+      <w:r>
+        <w:t xml:space="preserve"> Research questions are what the </w:t>
+      </w:r>
+      <w:r>
+        <w:rPr>
+          <w:i/>
+        </w:rPr>
+        <w:t>manager</w:t>
+      </w:r>
+      <w:r>
+        <w:t xml:space="preserve"> wants answered, not questionnaire items ("How interested are you…" is a survey question, not an RQ). Write them in the third person ("What proportion of homeowners…"). Make them specific to the client's product, price, target market, and decision — a question that fits any business earns less credit. Label every RQ with its type.</w:t>
+      </w:r>
+    </w:p>
     <w:sectPr>
       <w:pgSz w:w="12240" w:h="15840"/>
       <w:pgMar w:top="1008" w:right="1152" w:bottom="1008" w:left="1152" w:header="720" w:footer="720" w:gutter="0"/>

--- a/hub/files/Case2.docx
+++ b/hub/files/Case2.docx
@@ -485,7 +485,13 @@
     </w:p>
     <w:p>
       <w:r>
-        <w:t xml:space="preserve">Have </w:t>
+        <w:rPr>
+          <w:b/>
+        </w:rPr>
+        <w:t>Nothing to upload.</w:t>
+      </w:r>
+      <w:r>
+        <w:t xml:space="preserve"> The case is inside the prompt below. The only material you may attach is the textbook chapter — </w:t>
       </w:r>
       <w:r>
         <w:rPr>
@@ -494,7 +500,7 @@
         <w:t>Burns &amp; Veeck, *Marketing Research* (10th ed.), Ch. 2 — The Marketing Research Process</w:t>
       </w:r>
       <w:r>
-        <w:t xml:space="preserve"> open (eText or printout); if you have the chapter as a Word text file, attach it with the case. Fill Box A first, then paste the prompt below into ChatGPT, switch to voice mode, and work the case out loud:</w:t>
+        <w:t xml:space="preserve"> — which is copyrighted and not posted anywhere: open it through your own eText account (Instant Access), and if you want the tutor to read it, paste the chapter text into a Word file and attach that. Fill Box A first, then paste the whole block below into ChatGPT, switch to voice mode, and work the case out loud:</w:t>
       </w:r>
     </w:p>
     <w:p>
@@ -506,7 +512,45 @@
           <w:i/>
           <w:sz w:val="19"/>
         </w:rPr>
-        <w:t>You are my marketing-research case tutor for IBM 3302. The mini-case is attached and I have the assigned textbook chapter in front of me. I have written my first-take answers and will read them to you row by row. Rules: never give me the answer. Start by asking me the case's core decision, then quiz me on two case facts. For each row, ask one follow-up that tests whether I am using the chapter's concept correctly; push back hard on my weakest row at least once. Cite the chapter by section heading ("section Y"). After I defend a row through one or two rounds, say it is defensible enough and move on — good enough is my call. End by having me state my final answers out loud.</w:t>
+        <w:t>You are my marketing-research case tutor for IBM 3302. Here is the mini-case, in full: For each research question below, indicate the research question form (descriptive, differences, or association). In addition: (1) for each descriptive RQ, describe the variable to be measured; (2) for each differences RQ, describe both the grouping variable and the analysis variable; (3) for each association RQ, describe the two variables to be associated.</w:t>
+      </w:r>
+    </w:p>
+    <w:p>
+      <w:pPr>
+        <w:ind w:left="432"/>
+      </w:pPr>
+      <w:r>
+        <w:rPr>
+          <w:i/>
+          <w:sz w:val="19"/>
+        </w:rPr>
+        <w:t>RQ1: How often do Columbia residents buy floral items (potted plants, bouquets, arrangements, etc.)? RQ2: Is household income associated with frequency of buying floral items? RQ3: Do married people buy more floral items than single people? RQ4: Are Columbia residents more likely to buy their floral items at a supermarket or at a florist shop? RQ5: What percentage of Columbia residents have a favorite florist? RQ6: What percentage of Columbia residents have purchased floral items via the internet? RQ7: Are men or women more likely to purchase floral items via the internet? RQ8: What is the average price residents pay for floral items? RQ9: For what sorts of occasions are they most likely to buy floral items? RQ10: Is age related to how often a person purchases floral items?</w:t>
+      </w:r>
+    </w:p>
+    <w:p>
+      <w:pPr>
+        <w:ind w:left="432"/>
+      </w:pPr>
+      <w:r>
+        <w:rPr>
+          <w:i/>
+          <w:sz w:val="19"/>
+        </w:rPr>
+        <w:t xml:space="preserve">I have the assigned textbook chapter (Burns &amp; Veeck, </w:t>
+      </w:r>
+      <w:r>
+        <w:rPr>
+          <w:i/>
+          <w:sz w:val="19"/>
+        </w:rPr>
+        <w:t>Marketing Research</w:t>
+      </w:r>
+      <w:r>
+        <w:rPr>
+          <w:i/>
+          <w:sz w:val="19"/>
+        </w:rPr>
+        <w:t xml:space="preserve"> (10th ed.), Ch. 2 — The Marketing Research Process) in front of me and may attach its text. I have written my first-take answers and will read them to you row by row. Rules: never give me the answer. Start by asking me the case's core decision, then quiz me on two facts from the case above. For each row, ask one follow-up that tests whether I am using the chapter's concept correctly; push back hard on my weakest row at least once. Cite the chapter by section heading ("section Y"). After I defend a row through one or two rounds, say it is defensible enough and move on — good enough is my call. End by having me state my final answers out loud.</w:t>
       </w:r>
     </w:p>
     <w:p>

--- a/hub/files/Case2.docx
+++ b/hub/files/Case2.docx
@@ -123,7 +123,7 @@
               <w:rPr>
                 <w:sz w:val="19"/>
               </w:rPr>
-              <w:t>Wed Sep 16, start of class (write-up, every student); Team 1 presents in class that day</w:t>
+              <w:t>Write-up: Tue Sep 15, 11:59 PM Pacific (every student); Team 1 presents Wed Sep 16 in class</w:t>
             </w:r>
           </w:p>
         </w:tc>
@@ -212,7 +212,7 @@
               <w:rPr>
                 <w:sz w:val="19"/>
               </w:rPr>
-              <w:t>, one per student; Team 1 also uploads slides before class</w:t>
+              <w:t>, one per student; Team 1 uploads slides to the separate 20-point Mini-Case Presentation team assignment before class</w:t>
             </w:r>
           </w:p>
         </w:tc>
@@ -595,7 +595,7 @@
         <w:t xml:space="preserve">☐  </w:t>
       </w:r>
       <w:r>
-        <w:t>Slides — Team 1 only, uploaded before class</w:t>
+        <w:t>Slides — Team 1 only, uploaded to the separate Mini-Case Presentation team assignment before class</w:t>
       </w:r>
     </w:p>
     <w:p>

--- a/hub/files/Case2.docx
+++ b/hub/files/Case2.docx
@@ -916,7 +916,7 @@
               <w:rPr>
                 <w:sz w:val="19"/>
               </w:rPr>
-              <w:t>A decision rule for typing RQs taught clearly enough to apply; time spent on the RQs the class is most likely to get wrong</w:t>
+              <w:t>A decision rule for typing RQs taught clearly enough to apply, including the Differences rewrite test ("Does X differ between [group A] and [group B]?" — groups of respondents, not answer options); time spent on the RQs the class is most likely to get wrong</w:t>
             </w:r>
           </w:p>
         </w:tc>
@@ -2609,6 +2609,20 @@
         <w:t>Appendix C — RQ types: the decision rule</w:t>
       </w:r>
     </w:p>
+    <w:p>
+      <w:r>
+        <w:t xml:space="preserve">*Short form of the </w:t>
+      </w:r>
+      <w:r>
+        <w:rPr>
+          <w:b/>
+        </w:rPr>
+        <w:t>Research Question Types</w:t>
+      </w:r>
+      <w:r>
+        <w:t xml:space="preserve"> handout on Canvas (full examples and traps there). Names follow Burns &amp; Veeck 10e Ch. 10–12.*</w:t>
+      </w:r>
+    </w:p>
     <w:tbl>
       <w:tblPr>
         <w:tblStyle w:val="TableGrid"/>
@@ -2719,7 +2733,7 @@
                 <w:b/>
                 <w:sz w:val="19"/>
               </w:rPr>
-              <w:t>Where it leads (Week 11+)</w:t>
+              <w:t>Where it leads</w:t>
             </w:r>
           </w:p>
         </w:tc>
@@ -2741,6 +2755,19 @@
                 <w:sz w:val="19"/>
               </w:rPr>
               <w:t>Descriptive</w:t>
+            </w:r>
+            <w:r>
+              <w:rPr>
+                <w:sz w:val="19"/>
+              </w:rPr>
+              <w:t xml:space="preserve"> — </w:t>
+            </w:r>
+            <w:r>
+              <w:rPr>
+                <w:i/>
+                <w:sz w:val="19"/>
+              </w:rPr>
+              <w:t>one variable</w:t>
             </w:r>
           </w:p>
         </w:tc>
@@ -2795,7 +2822,7 @@
               <w:rPr>
                 <w:sz w:val="19"/>
               </w:rPr>
-              <w:t>The variable measured</w:t>
+              <w:t>The one variable measured</w:t>
             </w:r>
           </w:p>
         </w:tc>
@@ -2813,7 +2840,7 @@
               <w:rPr>
                 <w:sz w:val="19"/>
               </w:rPr>
-              <w:t>Ch. 10 — percentages, means, confidence intervals</w:t>
+              <w:t>Percentages, means, confidence intervals (Ch. 10, Week 8)</w:t>
             </w:r>
           </w:p>
         </w:tc>
@@ -2835,6 +2862,19 @@
                 <w:sz w:val="19"/>
               </w:rPr>
               <w:t>Differences</w:t>
+            </w:r>
+            <w:r>
+              <w:rPr>
+                <w:sz w:val="19"/>
+              </w:rPr>
+              <w:t xml:space="preserve"> — </w:t>
+            </w:r>
+            <w:r>
+              <w:rPr>
+                <w:i/>
+                <w:sz w:val="19"/>
+              </w:rPr>
+              <w:t>groups compared</w:t>
             </w:r>
           </w:p>
         </w:tc>
@@ -2933,7 +2973,7 @@
               <w:rPr>
                 <w:sz w:val="19"/>
               </w:rPr>
-              <w:t>Ch. 11 — t-test, ANOVA, chi-square</w:t>
+              <w:t>t-test / ANOVA if the analysis variable is measured (Ch. 11, Week 9); cross-tab + chi-square if it is categorical (Ch. 12, Week 11)</w:t>
             </w:r>
           </w:p>
         </w:tc>
@@ -2956,6 +2996,19 @@
               </w:rPr>
               <w:t>Association</w:t>
             </w:r>
+            <w:r>
+              <w:rPr>
+                <w:sz w:val="19"/>
+              </w:rPr>
+              <w:t xml:space="preserve"> — </w:t>
+            </w:r>
+            <w:r>
+              <w:rPr>
+                <w:i/>
+                <w:sz w:val="19"/>
+              </w:rPr>
+              <w:t>two measures co-vary</w:t>
+            </w:r>
           </w:p>
         </w:tc>
         <w:tc>
@@ -2973,7 +3026,7 @@
                 <w:i/>
                 <w:sz w:val="19"/>
               </w:rPr>
-              <w:t>Do two measured things move together?</w:t>
+              <w:t>Do two measured quantities move together?</w:t>
             </w:r>
           </w:p>
         </w:tc>
@@ -2991,7 +3044,7 @@
               <w:rPr>
                 <w:sz w:val="19"/>
               </w:rPr>
-              <w:t>Two variables, each measured on every respondent (income and purchase frequency; age and frequency): as one rises, does the other rise or fall?</w:t>
+              <w:t>Two variables, each a measured quantity on every respondent (income and purchase frequency; age and frequency): as one rises, does the other rise or fall? Both interval-level; 5+-point rating scales count</w:t>
             </w:r>
           </w:p>
         </w:tc>
@@ -3009,7 +3062,7 @@
               <w:rPr>
                 <w:sz w:val="19"/>
               </w:rPr>
-              <w:t>The two variables associated</w:t>
+              <w:t>The two measured variables</w:t>
             </w:r>
           </w:p>
         </w:tc>
@@ -3027,7 +3080,7 @@
               <w:rPr>
                 <w:sz w:val="19"/>
               </w:rPr>
-              <w:t>Ch. 12 — correlation, regression</w:t>
+              <w:t>Pearson correlation (Ch. 12; correlation video with the exam-review package)</w:t>
             </w:r>
           </w:p>
         </w:tc>
@@ -3060,7 +3113,7 @@
         <w:t>Differences</w:t>
       </w:r>
       <w:r>
-        <w:t xml:space="preserve"> RQ. If it is a measured quantity on every respondent (continuous or ordinal), it is an </w:t>
+        <w:t xml:space="preserve"> RQ. If both variables are measured quantities on every respondent, it is an </w:t>
       </w:r>
       <w:r>
         <w:rPr>
@@ -3070,6 +3123,35 @@
       </w:r>
       <w:r>
         <w:t xml:space="preserve"> RQ. "Do men or women…" → groups → Differences. "Is income associated with…" → two measured quantities → Association.</w:t>
+      </w:r>
+    </w:p>
+    <w:p>
+      <w:r>
+        <w:rPr>
+          <w:b/>
+        </w:rPr>
+        <w:t>The rewrite test for Differences:</w:t>
+      </w:r>
+      <w:r>
+        <w:t xml:space="preserve"> every Differences RQ can be rephrased *"Does [analysis variable] differ </w:t>
+      </w:r>
+      <w:r>
+        <w:rPr>
+          <w:b/>
+        </w:rPr>
+        <w:t>between [group A] and [group B]</w:t>
+      </w:r>
+      <w:r>
+        <w:t>?"</w:t>
+      </w:r>
+      <w:r>
+        <w:rPr>
+          <w:i/>
+        </w:rPr>
+        <w:t xml:space="preserve"> where A and B are kinds of </w:t>
+      </w:r>
+      <w:r>
+        <w:t>respondents*. If the rewrite will not work, it is not a Differences RQ.</w:t>
       </w:r>
     </w:p>
     <w:p>
@@ -3089,7 +3171,7 @@
         <w:t>or</w:t>
       </w:r>
       <w:r>
-        <w:t xml:space="preserve"> a florist?" has no grouping variable — nobody is split into groups and compared. It describes how one variable (outlet) is distributed across everyone: </w:t>
+        <w:t xml:space="preserve"> a florist?" has no grouping variable — nobody is split into groups and compared, and the rewrite test fails (supermarket and florist are answer options, not people). It describes how one variable (outlet) is distributed across everyone: </w:t>
       </w:r>
       <w:r>
         <w:rPr>
@@ -3099,6 +3181,35 @@
       </w:r>
       <w:r>
         <w:t>.</w:t>
+      </w:r>
+    </w:p>
+    <w:p>
+      <w:r>
+        <w:rPr>
+          <w:b/>
+        </w:rPr>
+        <w:t>A cross-tab is still Differences here.</w:t>
+      </w:r>
+      <w:r>
+        <w:t xml:space="preserve"> The textbook discusses cross-tabs and chi-square in Chapter 12 under "associations." In this course any RQ with a grouping variable is labeled </w:t>
+      </w:r>
+      <w:r>
+        <w:rPr>
+          <w:b/>
+        </w:rPr>
+        <w:t>Differences</w:t>
+      </w:r>
+      <w:r>
+        <w:t xml:space="preserve">, whichever test follows; </w:t>
+      </w:r>
+      <w:r>
+        <w:rPr>
+          <w:b/>
+        </w:rPr>
+        <w:t>Association</w:t>
+      </w:r>
+      <w:r>
+        <w:t xml:space="preserve"> is reserved for two measured quantities analyzed with Pearson correlation.</w:t>
       </w:r>
     </w:p>
     <w:p>

--- a/hub/files/Case2.docx
+++ b/hub/files/Case2.docx
@@ -357,8 +357,12 @@
     </w:p>
     <w:p>
       <w:pPr>
-        <w:pStyle w:val="ListNumber"/>
+        <w:ind w:left="432" w:hanging="432"/>
       </w:pPr>
+      <w:r>
+        <w:t>1.</w:t>
+        <w:tab/>
+      </w:r>
       <w:r>
         <w:t xml:space="preserve">Read the ten RQs (Appendix A) individually, then fill </w:t>
       </w:r>
@@ -374,8 +378,12 @@
     </w:p>
     <w:p>
       <w:pPr>
-        <w:pStyle w:val="ListNumber"/>
+        <w:ind w:left="432" w:hanging="432"/>
       </w:pPr>
+      <w:r>
+        <w:t>2.</w:t>
+        <w:tab/>
+      </w:r>
       <w:r>
         <w:t xml:space="preserve">For each RQ, decide the </w:t>
       </w:r>
@@ -391,8 +399,12 @@
     </w:p>
     <w:p>
       <w:pPr>
-        <w:pStyle w:val="ListNumber"/>
+        <w:ind w:left="432" w:hanging="432"/>
       </w:pPr>
+      <w:r>
+        <w:t>3.</w:t>
+        <w:tab/>
+      </w:r>
       <w:r>
         <w:t xml:space="preserve">For each </w:t>
       </w:r>
@@ -408,8 +420,12 @@
     </w:p>
     <w:p>
       <w:pPr>
-        <w:pStyle w:val="ListNumber"/>
+        <w:ind w:left="432" w:hanging="432"/>
       </w:pPr>
+      <w:r>
+        <w:t>4.</w:t>
+        <w:tab/>
+      </w:r>
       <w:r>
         <w:t xml:space="preserve">For each </w:t>
       </w:r>
@@ -425,8 +441,12 @@
     </w:p>
     <w:p>
       <w:pPr>
-        <w:pStyle w:val="ListNumber"/>
+        <w:ind w:left="432" w:hanging="432"/>
       </w:pPr>
+      <w:r>
+        <w:t>5.</w:t>
+        <w:tab/>
+      </w:r>
       <w:r>
         <w:t xml:space="preserve">For each </w:t>
       </w:r>
@@ -442,8 +462,12 @@
     </w:p>
     <w:p>
       <w:pPr>
-        <w:pStyle w:val="ListNumber"/>
+        <w:ind w:left="432" w:hanging="432"/>
       </w:pPr>
+      <w:r>
+        <w:t>6.</w:t>
+        <w:tab/>
+      </w:r>
       <w:r>
         <w:t xml:space="preserve">Run the voice session (one push minimum), then fill </w:t>
       </w:r>
@@ -646,7 +670,7 @@
         <w:t>teach the case's key idea</w:t>
       </w:r>
       <w:r>
-        <w:t xml:space="preserve"> clearly enough that a classmate could apply it on the quiz, and (2) go </w:t>
+        <w:t xml:space="preserve"> clearly enough that a classmate could apply it on the final exam, and (2) go </w:t>
       </w:r>
       <w:r>
         <w:rPr>

--- a/hub/files/Case2.docx
+++ b/hub/files/Case2.docx
@@ -78,7 +78,7 @@
                 <w:b/>
                 <w:sz w:val="19"/>
               </w:rPr>
-              <w:t>20 pts</w:t>
+              <w:t>10 pts</w:t>
             </w:r>
             <w:r>
               <w:rPr>
@@ -698,7 +698,7 @@
         <w:rPr>
           <w:b/>
         </w:rPr>
-        <w:t>Presentation (20 pts, Team 1 only, team-graded):</w:t>
+        <w:t>Presentation (10 pts, Team 1 only, team-graded):</w:t>
       </w:r>
       <w:r>
         <w:t xml:space="preserve"> scored on the rubric below.</w:t>

--- a/hub/files/Case2.docx
+++ b/hub/files/Case2.docx
@@ -334,7 +334,16 @@
         <w:t>Ch. 2, The Marketing Research Process</w:t>
       </w:r>
       <w:r>
-        <w:t xml:space="preserve"> — in hand) → </w:t>
+        <w:t xml:space="preserve"> — and the </w:t>
+      </w:r>
+      <w:r>
+        <w:rPr>
+          <w:b/>
+        </w:rPr>
+        <w:t>Research Question Types handout</w:t>
+      </w:r>
+      <w:r>
+        <w:t xml:space="preserve"> in hand; the textbook has no single chapter on the three RQ types, so the handout is the reference for typing them) → </w:t>
       </w:r>
       <w:r>
         <w:rPr>
@@ -515,7 +524,25 @@
         <w:t>Nothing to upload.</w:t>
       </w:r>
       <w:r>
-        <w:t xml:space="preserve"> The case is inside the prompt below. The only material you may attach is the textbook chapter — </w:t>
+        <w:t xml:space="preserve"> The case is inside the prompt below. Two references, both in hand: (1) the </w:t>
+      </w:r>
+      <w:r>
+        <w:rPr>
+          <w:b/>
+        </w:rPr>
+        <w:t>Research Question Types handout</w:t>
+      </w:r>
+      <w:r>
+        <w:t xml:space="preserve"> — Descriptive / Differences / Association and the decision rule (short form in Appendix C; the full handout is the download on this card and is attached on Canvas). </w:t>
+      </w:r>
+      <w:r>
+        <w:rPr>
+          <w:b/>
+        </w:rPr>
+        <w:t>Use it as the reference for typing the RQs: the textbook has no single chapter on the three types — it spreads them across Ch. 10–12 with the statistics.</w:t>
+      </w:r>
+      <w:r>
+        <w:t xml:space="preserve"> You may attach the handout to the tutor. (2) The textbook chapter — </w:t>
       </w:r>
       <w:r>
         <w:rPr>
@@ -524,7 +551,7 @@
         <w:t>Burns &amp; Veeck, *Marketing Research* (10th ed.), Ch. 2 — The Marketing Research Process</w:t>
       </w:r>
       <w:r>
-        <w:t xml:space="preserve"> — which is copyrighted and not posted anywhere: open it through your own eText account (Instant Access), and if you want the tutor to read it, paste the chapter text into a Word file and attach that. Fill Box A first, then paste the whole block below into ChatGPT, switch to voice mode, and work the case out loud:</w:t>
+        <w:t xml:space="preserve"> — for how research questions follow from the research objectives; it is copyrighted and not posted anywhere: open it through your own eText account (Instant Access), and if you want the tutor to read it, paste the chapter text into a Word file and attach that. Fill Box A first, then paste the whole block below into ChatGPT, switch to voice mode, and work the case out loud:</w:t>
       </w:r>
     </w:p>
     <w:p>
@@ -574,7 +601,7 @@
           <w:i/>
           <w:sz w:val="19"/>
         </w:rPr>
-        <w:t xml:space="preserve"> (10th ed.), Ch. 2 — The Marketing Research Process) in front of me and may attach its text. I have written my first-take answers and will read them to you row by row. Rules: never give me the answer. Start by asking me the case's core decision, then quiz me on two facts from the case above. For each row, ask one follow-up that tests whether I am using the chapter's concept correctly; push back hard on my weakest row at least once. Cite the chapter by section heading ("section Y"). After I defend a row through one or two rounds, say it is defensible enough and move on — good enough is my call. End by having me state my final answers out loud.</w:t>
+        <w:t xml:space="preserve"> (10th ed.), Ch. 2 — The Marketing Research Process) and the course's Research Question Types handout (Descriptive / Differences / Association, with the decision rule — the textbook has no single chapter on this) in front of me and may attach their text. I have written my first-take answers and will read them to you row by row. Rules: never give me the answer. Start by asking me the case's core decision, then quiz me on two facts from the case above. For each row, ask one follow-up that tests whether I am using the chapter's concept correctly; push back hard on my weakest row at least once. Cite the chapter by section heading ("section Y"). After I defend a row through one or two rounds, say it is defensible enough and move on — good enough is my call. End by having me state my final answers out loud.</w:t>
       </w:r>
     </w:p>
     <w:p>
@@ -1302,7 +1329,7 @@
         <w:rPr>
           <w:i/>
         </w:rPr>
-        <w:t>Fill this from the case and the chapter only, before the voice session (10–15 min). Rough is fine: bullets, hedges, a guess you are unsure about. Do not edit it afterward — the grader compares it with Box B.</w:t>
+        <w:t>Fill this from the case, the chapter, and the RQ-types handout only, before the voice session (10–15 min). Rough is fine: bullets, hedges, a guess you are unsure about. Do not edit it afterward — the grader compares it with Box B.</w:t>
       </w:r>
     </w:p>
     <w:p>
@@ -2567,7 +2594,7 @@
               <w:rPr>
                 <w:sz w:val="19"/>
               </w:rPr>
-              <w:t xml:space="preserve"> — if none, write "none" and name what you checked against the chapter</w:t>
+              <w:t xml:space="preserve"> — if none, write "none" and name what you checked against the chapter or the handout</w:t>
             </w:r>
           </w:p>
         </w:tc>

--- a/hub/files/Case2.docx
+++ b/hub/files/Case2.docx
@@ -224,6 +224,35 @@
         <w:rPr>
           <w:b/>
         </w:rPr>
+        <w:t>Two different things each week.</w:t>
+      </w:r>
+      <w:r>
+        <w:t xml:space="preserve"> </w:t>
+      </w:r>
+      <w:r>
+        <w:rPr>
+          <w:i/>
+        </w:rPr>
+        <w:t>Everyone</w:t>
+      </w:r>
+      <w:r>
+        <w:t xml:space="preserve"> writes up </w:t>
+      </w:r>
+      <w:r>
+        <w:rPr>
+          <w:i/>
+        </w:rPr>
+        <w:t>this</w:t>
+      </w:r>
+      <w:r>
+        <w:t xml:space="preserve"> case. One team presents the case named in its Canvas group ("Team N presents Case N+1"); the group name never changes which write-up is due.</w:t>
+      </w:r>
+    </w:p>
+    <w:p>
+      <w:r>
+        <w:rPr>
+          <w:b/>
+        </w:rPr>
         <w:t>Where this fits:</w:t>
       </w:r>
       <w:r>
@@ -254,7 +283,7 @@
         <w:t>Define the Research Problem</w:t>
       </w:r>
       <w:r>
-        <w:t xml:space="preserve"> → Now the case: ten real research questions to type correctly. Case 1 (my Monday demo) covered the problem-definition half; this case is the RQ-typing half, and it is the exact skill PA3 grades.</w:t>
+        <w:t xml:space="preserve"> → Now the case: ten real research questions to type correctly, the RQ-typing half of problem definition and the exact skill PA3 grades.</w:t>
       </w:r>
     </w:p>
     <w:p>
@@ -267,7 +296,7 @@
     </w:p>
     <w:p>
       <w:r>
-        <w:t xml:space="preserve">A florist-market study poses ten research questions. Your team classifies each as a </w:t>
+        <w:t xml:space="preserve">A florist-market study poses ten research questions. You classify each as a </w:t>
       </w:r>
       <w:r>
         <w:rPr>
@@ -343,7 +372,7 @@
         <w:t>Research Question Types handout</w:t>
       </w:r>
       <w:r>
-        <w:t xml:space="preserve"> in hand; the textbook has no single chapter on the three RQ types, so the handout is the reference for typing them) → </w:t>
+        <w:t xml:space="preserve"> in hand) → </w:t>
       </w:r>
       <w:r>
         <w:rPr>

--- a/hub/files/Case2.docx
+++ b/hub/files/Case2.docx
@@ -199,7 +199,20 @@
               <w:rPr>
                 <w:sz w:val="19"/>
               </w:rPr>
-              <w:t xml:space="preserve">Canvas — this doc filled (Box A, Box B, Box C), </w:t>
+              <w:t xml:space="preserve">Canvas — </w:t>
+            </w:r>
+            <w:r>
+              <w:rPr>
+                <w:b/>
+                <w:sz w:val="19"/>
+              </w:rPr>
+              <w:t>two files in one submission</w:t>
+            </w:r>
+            <w:r>
+              <w:rPr>
+                <w:sz w:val="19"/>
+              </w:rPr>
+              <w:t xml:space="preserve">, one set per student: (1) this doc filled (Box A, Box B, Box C), </w:t>
             </w:r>
             <w:r>
               <w:rPr>
@@ -212,7 +225,33 @@
               <w:rPr>
                 <w:sz w:val="19"/>
               </w:rPr>
-              <w:t>, one per student; Team 1 uploads slides to the separate 20-point Mini-Case Presentation team assignment before class</w:t>
+              <w:t xml:space="preserve">; (2) your tutor </w:t>
+            </w:r>
+            <w:r>
+              <w:rPr>
+                <w:b/>
+                <w:sz w:val="19"/>
+              </w:rPr>
+              <w:t>transcript</w:t>
+            </w:r>
+            <w:r>
+              <w:rPr>
+                <w:sz w:val="19"/>
+              </w:rPr>
+              <w:t xml:space="preserve"> as a second file (</w:t>
+            </w:r>
+            <w:r>
+              <w:rPr>
+                <w:b/>
+                <w:sz w:val="19"/>
+              </w:rPr>
+              <w:t>.docx or .pdf</w:t>
+            </w:r>
+            <w:r>
+              <w:rPr>
+                <w:sz w:val="19"/>
+              </w:rPr>
+              <w:t>, the whole chat pasted from the top); Team 1 uploads slides to the separate 10-point Mini-Case Presentation team assignment before class</w:t>
             </w:r>
           </w:p>
         </w:tc>
@@ -323,7 +362,7 @@
         <w:t>association</w:t>
       </w:r>
       <w:r>
-        <w:t xml:space="preserve"> research question, then names the variables each one involves. Typing an RQ correctly is what later tells you which statistical test to run — mistype it in Week 4 and the wrong analysis follows in Week 11.</w:t>
+        <w:t xml:space="preserve"> research question, then names the variables each one involves. Typing an RQ correctly tells you which statistical test to run later; mistype it now and the wrong analysis follows in Week 11.</w:t>
       </w:r>
     </w:p>
     <w:p>
@@ -390,7 +429,7 @@
         <w:t>Box C</w:t>
       </w:r>
       <w:r>
-        <w:t xml:space="preserve"> (what changed, plus the transcript link). Individual work. The tutor quizzes and challenges rather than answering.*</w:t>
+        <w:t xml:space="preserve"> (what changed) + your transcript as a second file. Individual work. The tutor quizzes and challenges rather than answering.*</w:t>
       </w:r>
     </w:p>
     <w:p>
@@ -562,13 +601,13 @@
         <w:t>Research Question Types handout</w:t>
       </w:r>
       <w:r>
-        <w:t xml:space="preserve"> — Descriptive / Differences / Association and the decision rule (short form in Appendix C; the full handout is the download on this card and is attached on Canvas). </w:t>
+        <w:t xml:space="preserve"> — Descriptive / Differences / Association and the decision rule (short form in Appendix C; full handout on this card and on Canvas). </w:t>
       </w:r>
       <w:r>
         <w:rPr>
           <w:b/>
         </w:rPr>
-        <w:t>Use it as the reference for typing the RQs: the textbook has no single chapter on the three types — it spreads them across Ch. 10–12 with the statistics.</w:t>
+        <w:t>It is the reference for typing the RQs: the textbook spreads the three types across Ch. 10–12.</w:t>
       </w:r>
       <w:r>
         <w:t xml:space="preserve"> You may attach the handout to the tutor. (2) The textbook chapter — </w:t>
@@ -689,7 +728,16 @@
         <w:t xml:space="preserve">☐  </w:t>
       </w:r>
       <w:r>
-        <w:t>Transcript link in Box C (Google Doc or Drive PDF, Anyone with the link — test it in a private window)</w:t>
+        <w:t xml:space="preserve">Your tutor transcript as a </w:t>
+      </w:r>
+      <w:r>
+        <w:rPr>
+          <w:b/>
+        </w:rPr>
+        <w:t>second file</w:t>
+      </w:r>
+      <w:r>
+        <w:t xml:space="preserve"> in the same submission (.docx or .pdf; scroll to the very top of the chat before select-all). Not a link, not a summary</w:t>
       </w:r>
     </w:p>
     <w:p>
@@ -708,13 +756,13 @@
         <w:t>The presentation (Team 1):</w:t>
       </w:r>
       <w:r>
-        <w:t xml:space="preserve"> present fresh — there is no prior recording to study. In a </w:t>
+        <w:t xml:space="preserve"> present fresh, no prior recording to study. In a </w:t>
       </w:r>
       <w:r>
         <w:rPr>
           <w:b/>
         </w:rPr>
-        <w:t>20-minute block (15 min presentation + 5 min Q&amp;A)</w:t>
+        <w:t>20-minute block (15 min + 5 min Q&amp;A)</w:t>
       </w:r>
       <w:r>
         <w:t xml:space="preserve">: (1) </w:t>
@@ -735,7 +783,7 @@
         <w:t>beyond the Monday lecture</w:t>
       </w:r>
       <w:r>
-        <w:t xml:space="preserve"> in at least one way — an example, pitfall, demonstration, or application it doesn't cover (where no recording is assigned that week, go beyond the textbook chapter). My Case-1 demo models the format.</w:t>
+        <w:t xml:space="preserve"> in at least one way — an example, pitfall, demonstration, or application it doesn't cover. My Case-1 demo models the format.</w:t>
       </w:r>
     </w:p>
     <w:p>
@@ -1108,7 +1156,7 @@
               <w:rPr>
                 <w:sz w:val="19"/>
               </w:rPr>
-              <w:t>Box A honestly earlier than Box B; Box C shows one real push with a tagged change or a reasoned rejection; transcript link opens</w:t>
+              <w:t>Box A honestly earlier than Box B; Box C shows one real push with a tagged change or a reasoned rejection; transcript file attached and complete</w:t>
             </w:r>
           </w:p>
         </w:tc>
@@ -1176,7 +1224,7 @@
         <w:t>Stopping is your call:</w:t>
       </w:r>
       <w:r>
-        <w:t xml:space="preserve"> one or two defended rounds per row is the finish line, not the tutor's last objection. Paste a transcript link the grader can open. Generic entries ("AI improved my clarity") score zero here.</w:t>
+        <w:t xml:space="preserve"> one or two defended rounds per row is the finish line, not the tutor's last objection. Attach the full transcript as a second file. Generic entries ("AI improved my clarity") score zero here.</w:t>
       </w:r>
     </w:p>
     <w:p>
@@ -2656,13 +2704,13 @@
                 <w:b/>
                 <w:sz w:val="19"/>
               </w:rPr>
-              <w:t>4. Transcript link</w:t>
+              <w:t>4. Transcript</w:t>
             </w:r>
             <w:r>
               <w:rPr>
                 <w:sz w:val="19"/>
               </w:rPr>
-              <w:t xml:space="preserve"> — Google Doc (scroll to the top, select all, paste without formatting, share as Anyone with the link) or a Drive link to the printed PDF. Not a chatgpt.com/c/ URL, not OneDrive, not a summary</w:t>
+              <w:t xml:space="preserve"> — attached as the second file in this submission (.docx or .pdf, whole chat pasted from the top). Write the filename here</w:t>
             </w:r>
           </w:p>
         </w:tc>

--- a/hub/files/Case2.docx
+++ b/hub/files/Case2.docx
@@ -335,7 +335,7 @@
     </w:p>
     <w:p>
       <w:r>
-        <w:t xml:space="preserve">A florist-market study poses ten research questions. You classify each as a </w:t>
+        <w:t xml:space="preserve">A florist-market study poses ten research questions; classify each as a </w:t>
       </w:r>
       <w:r>
         <w:rPr>
@@ -592,7 +592,7 @@
         <w:t>Nothing to upload.</w:t>
       </w:r>
       <w:r>
-        <w:t xml:space="preserve"> The case is inside the prompt below. Two references, both in hand: (1) the </w:t>
+        <w:t xml:space="preserve"> The case is inside the prompt below. Two references: (1) the </w:t>
       </w:r>
       <w:r>
         <w:rPr>
@@ -794,7 +794,7 @@
         <w:t>Write-up (5 pts, every student, individual):</w:t>
       </w:r>
       <w:r>
-        <w:t xml:space="preserve"> 5 = Box B complete and substantially correct against the key, Box A visibly earlier and rougher than B, Box C shows one real push with a tagged change or a reasoned "kept it", link opens · 3 = complete, but Box A mirrors B, Box C generic, or a major content error · 1 = a box or the link missing · 0 = not submitted.</w:t>
+        <w:t xml:space="preserve"> 5 = Box B complete and substantially correct against the key, Box A visibly earlier and rougher than B, Box C shows one real push with a tagged change or a reasoned "kept it", link opens · 3 = complete, but Box A mirrors B, Box C generic, or a major content error · 1 = a box or the link missing · 0 = missing, or submitted after the key is released.</w:t>
       </w:r>
     </w:p>
     <w:p>

--- a/hub/files/Case2.docx
+++ b/hub/files/Case2.docx
@@ -245,7 +245,7 @@
                 <w:b/>
                 <w:sz w:val="19"/>
               </w:rPr>
-              <w:t>.docx or .pdf</w:t>
+              <w:t>.docx</w:t>
             </w:r>
             <w:r>
               <w:rPr>
@@ -737,7 +737,7 @@
         <w:t>second file</w:t>
       </w:r>
       <w:r>
-        <w:t xml:space="preserve"> in the same submission (.docx or .pdf; scroll to the very top of the chat before select-all). Not a link, not a summary</w:t>
+        <w:t xml:space="preserve"> in the same submission (.docx; scroll to the very top of the chat before select-all). Not a link, not a summary</w:t>
       </w:r>
     </w:p>
     <w:p>
@@ -2710,7 +2710,7 @@
               <w:rPr>
                 <w:sz w:val="19"/>
               </w:rPr>
-              <w:t xml:space="preserve"> — attached as the second file in this submission (.docx or .pdf, whole chat pasted from the top). Write the filename here</w:t>
+              <w:t xml:space="preserve"> — attached as the second file in this submission (.docx, whole chat pasted from the top). Write the filename here</w:t>
             </w:r>
           </w:p>
         </w:tc>

--- a/hub/files/Case2.docx
+++ b/hub/files/Case2.docx
@@ -1944,14 +1944,60 @@
         </w:sectPr>
       </w:pPr>
     </w:p>
-    <w:p>
-      <w:r>
-        <w:rPr>
-          <w:b/>
-        </w:rPr>
-        <w:t>Our decision rule for typing an RQ (1–2 sentences):</w:t>
-      </w:r>
-    </w:p>
+    <w:tbl>
+      <w:tblPr>
+        <w:tblStyle w:val="TableGrid"/>
+        <w:tblW w:type="auto" w:w="0"/>
+        <w:tblLook w:firstColumn="1" w:firstRow="1" w:lastColumn="0" w:lastRow="0" w:noHBand="0" w:noVBand="1" w:val="04A0"/>
+      </w:tblPr>
+      <w:tblGrid>
+        <w:gridCol w:w="9936"/>
+      </w:tblGrid>
+      <w:tr>
+        <w:tc>
+          <w:tcPr>
+            <w:tcW w:type="dxa" w:w="9936"/>
+          </w:tcPr>
+          <w:p>
+            <w:r>
+              <w:rPr>
+                <w:b/>
+                <w:sz w:val="19"/>
+              </w:rPr>
+            </w:r>
+            <w:r>
+              <w:rPr>
+                <w:b/>
+                <w:sz w:val="19"/>
+              </w:rPr>
+              <w:t>Our decision rule for typing an RQ (1–2 sentences)</w:t>
+            </w:r>
+          </w:p>
+        </w:tc>
+      </w:tr>
+      <w:tr>
+        <w:tc>
+          <w:tcPr>
+            <w:tcW w:type="dxa" w:w="9936"/>
+          </w:tcPr>
+          <w:p>
+            <w:r>
+              <w:rPr>
+                <w:sz w:val="19"/>
+              </w:rPr>
+            </w:r>
+            <w:r>
+              <w:rPr>
+                <w:i/>
+                <w:sz w:val="19"/>
+              </w:rPr>
+              <w:t>(type your answer here)</w:t>
+            </w:r>
+          </w:p>
+        </w:tc>
+      </w:tr>
+    </w:tbl>
+    <w:p/>
     <w:p>
       <w:pPr>
         <w:pStyle w:val="Heading3"/>
@@ -2503,14 +2549,60 @@
         </w:sectPr>
       </w:pPr>
     </w:p>
-    <w:p>
-      <w:r>
-        <w:rPr>
-          <w:b/>
-        </w:rPr>
-        <w:t>Our decision rule for typing an RQ (1–2 sentences):</w:t>
-      </w:r>
-    </w:p>
+    <w:tbl>
+      <w:tblPr>
+        <w:tblStyle w:val="TableGrid"/>
+        <w:tblW w:type="auto" w:w="0"/>
+        <w:tblLook w:firstColumn="1" w:firstRow="1" w:lastColumn="0" w:lastRow="0" w:noHBand="0" w:noVBand="1" w:val="04A0"/>
+      </w:tblPr>
+      <w:tblGrid>
+        <w:gridCol w:w="9936"/>
+      </w:tblGrid>
+      <w:tr>
+        <w:tc>
+          <w:tcPr>
+            <w:tcW w:type="dxa" w:w="9936"/>
+          </w:tcPr>
+          <w:p>
+            <w:r>
+              <w:rPr>
+                <w:b/>
+                <w:sz w:val="19"/>
+              </w:rPr>
+            </w:r>
+            <w:r>
+              <w:rPr>
+                <w:b/>
+                <w:sz w:val="19"/>
+              </w:rPr>
+              <w:t>Our decision rule for typing an RQ (1–2 sentences)</w:t>
+            </w:r>
+          </w:p>
+        </w:tc>
+      </w:tr>
+      <w:tr>
+        <w:tc>
+          <w:tcPr>
+            <w:tcW w:type="dxa" w:w="9936"/>
+          </w:tcPr>
+          <w:p>
+            <w:r>
+              <w:rPr>
+                <w:sz w:val="19"/>
+              </w:rPr>
+            </w:r>
+            <w:r>
+              <w:rPr>
+                <w:i/>
+                <w:sz w:val="19"/>
+              </w:rPr>
+              <w:t>(type your answer here)</w:t>
+            </w:r>
+          </w:p>
+        </w:tc>
+      </w:tr>
+    </w:tbl>
+    <w:p/>
     <w:p>
       <w:pPr>
         <w:pStyle w:val="Heading3"/>
